--- a/Documentations/Plant_Disease_Classification.docx
+++ b/Documentations/Plant_Disease_Classification.docx
@@ -1939,8 +1939,6 @@
           <w:szCs w:val="28"/>
         </w:rPr>
       </w:pPr>
-      <w:bookmarkStart w:id="0" w:name="_GoBack"/>
-      <w:bookmarkEnd w:id="0"/>
       <w:r>
         <w:rPr>
           <w:rFonts w:hint="default" w:ascii="Arial" w:hAnsi="Arial" w:cs="Arial"/>
@@ -3613,48 +3611,6 @@
           <w:rFonts w:hint="default" w:ascii="Arial" w:hAnsi="Arial" w:cs="Arial"/>
         </w:rPr>
       </w:pPr>
-      <w:r>
-        <w:rPr>
-          <w:rFonts w:hint="default" w:ascii="Arial" w:hAnsi="Arial" w:cs="Arial"/>
-        </w:rPr>
-        <w:drawing>
-          <wp:inline distT="0" distB="0" distL="0" distR="0">
-            <wp:extent cx="5798820" cy="3246120"/>
-            <wp:effectExtent l="0" t="0" r="0" b="0"/>
-            <wp:docPr id="1910818799" name="Picture 1" descr="A graph of a number of different colored lines&#10;&#10;AI-generated content may be incorrect."/>
-            <wp:cNvGraphicFramePr>
-              <a:graphicFrameLocks xmlns:a="http://schemas.openxmlformats.org/drawingml/2006/main" noChangeAspect="1"/>
-            </wp:cNvGraphicFramePr>
-            <a:graphic xmlns:a="http://schemas.openxmlformats.org/drawingml/2006/main">
-              <a:graphicData uri="http://schemas.openxmlformats.org/drawingml/2006/picture">
-                <pic:pic xmlns:pic="http://schemas.openxmlformats.org/drawingml/2006/picture">
-                  <pic:nvPicPr>
-                    <pic:cNvPr id="1910818799" name="Picture 1" descr="A graph of a number of different colored lines&#10;&#10;AI-generated content may be incorrect."/>
-                    <pic:cNvPicPr>
-                      <a:picLocks noChangeAspect="1"/>
-                    </pic:cNvPicPr>
-                  </pic:nvPicPr>
-                  <pic:blipFill>
-                    <a:blip r:embed="rId16"/>
-                    <a:stretch>
-                      <a:fillRect/>
-                    </a:stretch>
-                  </pic:blipFill>
-                  <pic:spPr>
-                    <a:xfrm>
-                      <a:off x="0" y="0"/>
-                      <a:ext cx="5798820" cy="3246120"/>
-                    </a:xfrm>
-                    <a:prstGeom prst="rect">
-                      <a:avLst/>
-                    </a:prstGeom>
-                  </pic:spPr>
-                </pic:pic>
-              </a:graphicData>
-            </a:graphic>
-          </wp:inline>
-        </w:drawing>
-      </w:r>
     </w:p>
     <w:p>
       <w:pPr>
@@ -3684,7 +3640,7 @@
                     </pic:cNvPicPr>
                   </pic:nvPicPr>
                   <pic:blipFill>
-                    <a:blip r:embed="rId17"/>
+                    <a:blip r:embed="rId16"/>
                     <a:stretch>
                       <a:fillRect/>
                     </a:stretch>
@@ -3733,7 +3689,7 @@
                     </pic:cNvPicPr>
                   </pic:nvPicPr>
                   <pic:blipFill>
-                    <a:blip r:embed="rId18"/>
+                    <a:blip r:embed="rId17"/>
                     <a:stretch>
                       <a:fillRect/>
                     </a:stretch>
@@ -3782,7 +3738,7 @@
                     </pic:cNvPicPr>
                   </pic:nvPicPr>
                   <pic:blipFill>
-                    <a:blip r:embed="rId19"/>
+                    <a:blip r:embed="rId18"/>
                     <a:stretch>
                       <a:fillRect/>
                     </a:stretch>
@@ -3807,8 +3763,50 @@
       <w:pPr>
         <w:rPr>
           <w:rFonts w:hint="default" w:ascii="Arial" w:hAnsi="Arial" w:cs="Arial"/>
-        </w:rPr>
-      </w:pPr>
+          <w:b/>
+          <w:bCs/>
+          <w:color w:val="215F9A" w:themeColor="text2" w:themeTint="BF"/>
+          <w:sz w:val="28"/>
+          <w:szCs w:val="28"/>
+          <w14:textFill>
+            <w14:solidFill>
+              <w14:schemeClr w14:val="tx2">
+                <w14:lumMod w14:val="75000"/>
+                <w14:lumOff w14:val="25000"/>
+              </w14:schemeClr>
+            </w14:solidFill>
+          </w14:textFill>
+        </w:rPr>
+      </w:pPr>
+    </w:p>
+    <w:p>
+      <w:pPr>
+        <w:rPr>
+          <w:rFonts w:hint="default" w:ascii="Arial" w:hAnsi="Arial" w:cs="Arial"/>
+          <w:b/>
+          <w:bCs/>
+          <w:color w:val="215F9A" w:themeColor="text2" w:themeTint="BF"/>
+          <w:sz w:val="28"/>
+          <w:szCs w:val="28"/>
+          <w14:textFill>
+            <w14:solidFill>
+              <w14:schemeClr w14:val="tx2">
+                <w14:lumMod w14:val="75000"/>
+                <w14:lumOff w14:val="25000"/>
+              </w14:schemeClr>
+            </w14:solidFill>
+          </w14:textFill>
+        </w:rPr>
+      </w:pPr>
+    </w:p>
+    <w:p>
+      <w:pPr>
+        <w:rPr>
+          <w:rFonts w:hint="default" w:ascii="Arial" w:hAnsi="Arial" w:cs="Arial"/>
+        </w:rPr>
+      </w:pPr>
+      <w:bookmarkStart w:id="0" w:name="_GoBack"/>
+      <w:bookmarkEnd w:id="0"/>
       <w:r>
         <w:rPr>
           <w:rFonts w:hint="default" w:ascii="Arial" w:hAnsi="Arial" w:cs="Arial"/>
@@ -3925,7 +3923,7 @@
                     </pic:cNvPicPr>
                   </pic:nvPicPr>
                   <pic:blipFill>
-                    <a:blip r:embed="rId20"/>
+                    <a:blip r:embed="rId19"/>
                     <a:stretch>
                       <a:fillRect/>
                     </a:stretch>
@@ -3974,7 +3972,7 @@
                     </pic:cNvPicPr>
                   </pic:nvPicPr>
                   <pic:blipFill>
-                    <a:blip r:embed="rId21"/>
+                    <a:blip r:embed="rId20"/>
                     <a:stretch>
                       <a:fillRect/>
                     </a:stretch>
@@ -4023,7 +4021,7 @@
                     </pic:cNvPicPr>
                   </pic:nvPicPr>
                   <pic:blipFill>
-                    <a:blip r:embed="rId22"/>
+                    <a:blip r:embed="rId21"/>
                     <a:stretch>
                       <a:fillRect/>
                     </a:stretch>
@@ -4166,7 +4164,7 @@
                     </pic:cNvPicPr>
                   </pic:nvPicPr>
                   <pic:blipFill>
-                    <a:blip r:embed="rId23"/>
+                    <a:blip r:embed="rId22"/>
                     <a:stretch>
                       <a:fillRect/>
                     </a:stretch>
@@ -4215,7 +4213,7 @@
                     </pic:cNvPicPr>
                   </pic:nvPicPr>
                   <pic:blipFill>
-                    <a:blip r:embed="rId24"/>
+                    <a:blip r:embed="rId23"/>
                     <a:stretch>
                       <a:fillRect/>
                     </a:stretch>
@@ -4264,7 +4262,7 @@
                     </pic:cNvPicPr>
                   </pic:nvPicPr>
                   <pic:blipFill>
-                    <a:blip r:embed="rId25"/>
+                    <a:blip r:embed="rId24"/>
                     <a:stretch>
                       <a:fillRect/>
                     </a:stretch>
@@ -4407,7 +4405,7 @@
                     </pic:cNvPicPr>
                   </pic:nvPicPr>
                   <pic:blipFill>
-                    <a:blip r:embed="rId26"/>
+                    <a:blip r:embed="rId25"/>
                     <a:stretch>
                       <a:fillRect/>
                     </a:stretch>
@@ -4457,7 +4455,7 @@
                     </pic:cNvPicPr>
                   </pic:nvPicPr>
                   <pic:blipFill>
-                    <a:blip r:embed="rId27"/>
+                    <a:blip r:embed="rId26"/>
                     <a:stretch>
                       <a:fillRect/>
                     </a:stretch>
@@ -4506,7 +4504,7 @@
                     </pic:cNvPicPr>
                   </pic:nvPicPr>
                   <pic:blipFill>
-                    <a:blip r:embed="rId28"/>
+                    <a:blip r:embed="rId27"/>
                     <a:stretch>
                       <a:fillRect/>
                     </a:stretch>
@@ -4651,7 +4649,7 @@
                     </pic:cNvPicPr>
                   </pic:nvPicPr>
                   <pic:blipFill>
-                    <a:blip r:embed="rId29"/>
+                    <a:blip r:embed="rId28"/>
                     <a:stretch>
                       <a:fillRect/>
                     </a:stretch>
@@ -4702,7 +4700,7 @@
                     </pic:cNvPicPr>
                   </pic:nvPicPr>
                   <pic:blipFill>
-                    <a:blip r:embed="rId30"/>
+                    <a:blip r:embed="rId29"/>
                     <a:stretch>
                       <a:fillRect/>
                     </a:stretch>
@@ -4753,7 +4751,7 @@
                     </pic:cNvPicPr>
                   </pic:nvPicPr>
                   <pic:blipFill>
-                    <a:blip r:embed="rId31"/>
+                    <a:blip r:embed="rId30"/>
                     <a:stretch>
                       <a:fillRect/>
                     </a:stretch>
@@ -10301,6 +10299,7 @@
     <w:basedOn w:val="11"/>
     <w:link w:val="16"/>
     <w:semiHidden/>
+    <w:qFormat/>
     <w:uiPriority w:val="99"/>
     <w:rPr>
       <w:rFonts w:ascii="Consolas" w:hAnsi="Consolas"/>
